--- a/docs/legal/print/Нууцлалын-бодлого-ТӨСӨЛ-Timekeeper-Work.docx
+++ b/docs/legal/print/Нууцлалын-бодлого-ТӨСӨЛ-Timekeeper-Work.docx
@@ -454,7 +454,7 @@
               <w:rPr>
                 <w:sz w:val="19"/>
               </w:rPr>
-              <w:t xml:space="preserve">Үйл явдал бүрд; яг координатыг [30 хоногийн] дараа устгана (5-р хэсэг)</w:t>
+              <w:t xml:space="preserve">Үйл явдал бүрд; яг координатыг 30 хоногийн дараа устгана (5-р хэсэг)</w:t>
             </w:r>
           </w:p>
         </w:tc>
@@ -1087,7 +1087,7 @@
               <w:rPr>
                 <w:sz w:val="19"/>
               </w:rPr>
-              <w:t xml:space="preserve">[30 хоног]; дараа нь зөвхөн ажлын байрны түвшний үйл явдал үлдэнэ</w:t>
+              <w:t xml:space="preserve">30 хоног; дараа нь зөвхөн ажлын байрны түвшний үйл явдал үлдэнэ</w:t>
             </w:r>
           </w:p>
         </w:tc>
@@ -1104,22 +1104,22 @@
               <w:rPr>
                 <w:sz w:val="19"/>
               </w:rPr>
-              <w:t xml:space="preserve">Аппын төлөв / heartbeat бүртгэл</w:t>
-            </w:r>
-          </w:p>
-        </w:tc>
-        <w:tc>
-          <w:tcPr/>
-          <w:p>
-            <w:pPr>
-              <w:pStyle w:val="Compact"/>
-              <w:jc w:val="left"/>
-            </w:pPr>
-            <w:r>
-              <w:rPr>
-                <w:sz w:val="19"/>
-              </w:rPr>
-              <w:t xml:space="preserve">[90 хоног]</w:t>
+              <w:t xml:space="preserve">Аппын төлөв</w:t>
+            </w:r>
+          </w:p>
+        </w:tc>
+        <w:tc>
+          <w:tcPr/>
+          <w:p>
+            <w:pPr>
+              <w:pStyle w:val="Compact"/>
+              <w:jc w:val="left"/>
+            </w:pPr>
+            <w:r>
+              <w:rPr>
+                <w:sz w:val="19"/>
+              </w:rPr>
+              <w:t xml:space="preserve">зөвхөн апп сүүлд ажилласан цаг хадгалагдана (түүх байхгүй)</w:t>
             </w:r>
           </w:p>
         </w:tc>
@@ -1151,7 +1151,7 @@
               <w:rPr>
                 <w:sz w:val="19"/>
               </w:rPr>
-              <w:t xml:space="preserve">дор хаяж 12 сар</w:t>
+              <w:t xml:space="preserve">24 сар</w:t>
             </w:r>
           </w:p>
         </w:tc>
@@ -1197,7 +1197,7 @@
         <w:rPr>
           <w:rFonts w:ascii="Arial" w:hAnsi="Arial"/>
         </w:rPr>
-        <w:t xml:space="preserve">Хугацаа дууссаны дараа мэдээллийг автоматаар устгана эсвэл нэргүйжүүлнэ. Нөөц хуулбарыг шифрлэж, мөн адил хугацаагаар хадгална.</w:t>
+        <w:t xml:space="preserve">Хугацаа дууссаны дараа мэдээллийг автоматаар (өдөр бүрийн ажлаар) устгана. Нөөц хуулбарыг шифрлэж [14 хоног] хадгална, тиймээс устгасан бичлэг нөөцөд тэр хугацаа хүртэл үлдэж болно. Хүсэлтээр Хүний нөөц ажлаас гарсан ажилтны бүртгэлийг эргэлт буцалтгүй нэргүйжүүлнэ (нэр, код, цол/албан тушаал, нэвтрэх эрх, төхөөрөмжийн мэдээллийг сольж, өдөр тутмын ирцийн дүн болон гарын үсэгтэй зөвшөөрлийн бүртгэл үлдэнэ).</w:t>
       </w:r>
     </w:p>
     <w:bookmarkEnd w:id="24"/>
@@ -1875,7 +1875,7 @@
         <w:rPr>
           <w:rFonts w:ascii="Arial" w:hAnsi="Arial"/>
         </w:rPr>
-        <w:t xml:space="preserve">☐ Бодлогод бичсэн зүйл бүтээгдэхүүнд үнэхээр хэрэгжиж байгааг шалгана: 30 хоногийн дараа координат устгах, 90 хоногийн heartbeat, нэргүйжүүлэх ажил, нөөцийн хугацаа. Хараахан бүтээгээгүй зүйлийг хасах эсвэл өөрчилнө.</w:t>
+        <w:t xml:space="preserve">☒ Бүтээгдэхүүний хадгалах хугацаа энэ текстэд нийцсэн (координат 30 хоног, ирц ба аудитын устгал, нэргүйжүүлэх үйлдэл; код болон тестээр шалгасан). Хугацааг өөрчилвөл дахин шалгаж, жинхэнэ серверийн нөөцийн хугацааг баталгаажуулна.</w:t>
       </w:r>
     </w:p>
     <w:p>

--- a/docs/legal/print/Нууцлалын-бодлого-ТӨСӨЛ-Timekeeper-Work.docx
+++ b/docs/legal/print/Нууцлалын-бодлого-ТӨСӨЛ-Timekeeper-Work.docx
@@ -1241,7 +1241,7 @@
         <w:rPr>
           <w:rFonts w:ascii="Arial" w:hAnsi="Arial"/>
         </w:rPr>
-        <w:t xml:space="preserve">, [улс/бүс, жишээ нь Сингапур] дахь [үүлэн үйлчилгээ үзүүлэгчийн нэр]-ийн серверт хадгалагдаж,</w:t>
+        <w:t xml:space="preserve">, Сингапур дахь DigitalOcean-ийн серверт хадгалагдаж,</w:t>
       </w:r>
       <w:r>
         <w:rPr>
@@ -1347,7 +1347,7 @@
               <w:rPr>
                 <w:sz w:val="19"/>
               </w:rPr>
-              <w:t xml:space="preserve">[Үүлэн хостинг]</w:t>
+              <w:t xml:space="preserve">DigitalOcean (үүлэн хостинг)</w:t>
             </w:r>
           </w:p>
         </w:tc>
@@ -1377,7 +1377,7 @@
               <w:rPr>
                 <w:sz w:val="19"/>
               </w:rPr>
-              <w:t xml:space="preserve">[бүс]</w:t>
+              <w:t xml:space="preserve">Сингапур</w:t>
             </w:r>
           </w:p>
         </w:tc>
@@ -1535,37 +1535,37 @@
               <w:rPr>
                 <w:sz w:val="19"/>
               </w:rPr>
-              <w:t xml:space="preserve">[Нөөцийн хадгалалтын үйлчилгээ]</w:t>
-            </w:r>
-          </w:p>
-        </w:tc>
-        <w:tc>
-          <w:tcPr/>
-          <w:p>
-            <w:pPr>
-              <w:pStyle w:val="Compact"/>
-              <w:jc w:val="left"/>
-            </w:pPr>
-            <w:r>
-              <w:rPr>
-                <w:sz w:val="19"/>
-              </w:rPr>
-              <w:t xml:space="preserve">шифрлэсэн нөөц</w:t>
-            </w:r>
-          </w:p>
-        </w:tc>
-        <w:tc>
-          <w:tcPr/>
-          <w:p>
-            <w:pPr>
-              <w:pStyle w:val="Compact"/>
-              <w:jc w:val="left"/>
-            </w:pPr>
-            <w:r>
-              <w:rPr>
-                <w:sz w:val="19"/>
-              </w:rPr>
-              <w:t xml:space="preserve">[бүс]</w:t>
+              <w:t xml:space="preserve">Нөөцийн хадгалалт</w:t>
+            </w:r>
+          </w:p>
+        </w:tc>
+        <w:tc>
+          <w:tcPr/>
+          <w:p>
+            <w:pPr>
+              <w:pStyle w:val="Compact"/>
+              <w:jc w:val="left"/>
+            </w:pPr>
+            <w:r>
+              <w:rPr>
+                <w:sz w:val="19"/>
+              </w:rPr>
+              <w:t xml:space="preserve">шифрлэсэн нөөц, ижил DigitalOcean сервер дээр; [серверээс гадуурх хуулбарын үйлчилгээ, хэрэглэвэл]</w:t>
+            </w:r>
+          </w:p>
+        </w:tc>
+        <w:tc>
+          <w:tcPr/>
+          <w:p>
+            <w:pPr>
+              <w:pStyle w:val="Compact"/>
+              <w:jc w:val="left"/>
+            </w:pPr>
+            <w:r>
+              <w:rPr>
+                <w:sz w:val="19"/>
+              </w:rPr>
+              <w:t xml:space="preserve">Сингапур</w:t>
             </w:r>
           </w:p>
         </w:tc>
@@ -1860,7 +1860,7 @@
         <w:rPr>
           <w:rFonts w:ascii="Arial" w:hAnsi="Arial"/>
         </w:rPr>
-        <w:t xml:space="preserve">☐ Хариуцагч/операторын мэдээлэл, холбоо барих хаяг, бүс, үйлчилгээ үзүүлэгчдийн нэрийг бөглөнө (пилот сервер нь DigitalOcean droplet; бүсийг баталгаажуулна).</w:t>
+        <w:t xml:space="preserve">☐ Хариуцагч/операторын нэр, мэдээлэл, холбоо барих хаягийг бөглөнө. Хостинг нь DigitalOcean, Сингапур бүс (droplet-ийн мэдээлэлд SGP1 гэж бичигдсэнийг шалгана).</w:t>
       </w:r>
     </w:p>
     <w:p>
